--- a/templates/contracts/supply_appendix_1.docx
+++ b/templates/contracts/supply_appendix_1.docx
@@ -238,7 +238,7 @@
                 <w:sz w:val="22"/>
                 <w:szCs w:val="22"/>
               </w:rPr>
-              <w:t>{{ТОВАР_НАИМЕНОВАНИЕ}}</w:t>
+              <w:t>{%tr for row in spec_rows %}</w:t>
             </w:r>
           </w:p>
         </w:tc>
@@ -262,21 +262,58 @@
                 <w:szCs w:val="22"/>
               </w:rPr>
             </w:pPr>
+            <w:r/>
           </w:p>
+        </w:tc>
+      </w:tr>
+      <w:tr>
+        <w:trPr>
+          <w:trHeight w:val="2289"/>
+          <w:jc w:val="center"/>
+        </w:trPr>
+        <w:tc>
+          <w:tcPr>
+            <w:tcW w:w="7792" w:type="dxa"/>
+            <w:vAlign w:val="center"/>
+          </w:tcPr>
           <w:p>
             <w:pPr>
               <w:spacing w:line="360" w:lineRule="auto"/>
               <w:rPr>
                 <w:rFonts w:ascii="Arial" w:hAnsi="Arial" w:cs="Arial"/>
+                <w:b/>
+                <w:bCs/>
                 <w:sz w:val="22"/>
                 <w:szCs w:val="22"/>
               </w:rPr>
             </w:pPr>
+            <w:r>
+              <w:rPr>
+                <w:rFonts w:ascii="Arial" w:hAnsi="Arial" w:cs="Arial"/>
+                <w:b/>
+                <w:bCs/>
+                <w:color w:val="000000"/>
+                <w:sz w:val="22"/>
+                <w:szCs w:val="22"/>
+              </w:rPr>
+              <w:t>{{row.name}}</w:t>
+            </w:r>
           </w:p>
+        </w:tc>
+        <w:tc>
+          <w:tcPr>
+            <w:tcW w:w="2227" w:type="dxa"/>
+            <w:tcMar>
+              <w:top w:w="28" w:type="dxa"/>
+              <w:left w:w="57" w:type="dxa"/>
+              <w:bottom w:w="28" w:type="dxa"/>
+              <w:right w:w="57" w:type="dxa"/>
+            </w:tcMar>
+            <w:vAlign w:val="center"/>
+          </w:tcPr>
           <w:p>
             <w:pPr>
               <w:spacing w:line="360" w:lineRule="auto"/>
-              <w:jc w:val="center"/>
               <w:rPr>
                 <w:rFonts w:ascii="Arial" w:hAnsi="Arial" w:cs="Arial"/>
                 <w:sz w:val="22"/>
@@ -284,24 +321,55 @@
               </w:rPr>
             </w:pPr>
             <w:r>
-              <w:rPr>
-                <w:rFonts w:ascii="Arial" w:hAnsi="Arial" w:cs="Arial"/>
-                <w:sz w:val="22"/>
-                <w:szCs w:val="22"/>
-              </w:rPr>
-              <w:t>{{СУММА_ЦИФРАМИ}}</w:t>
+              <w:t>{{row.sum}}</w:t>
             </w:r>
           </w:p>
+        </w:tc>
+      </w:tr>
+      <w:tr>
+        <w:trPr>
+          <w:trHeight w:val="2289"/>
+          <w:jc w:val="center"/>
+        </w:trPr>
+        <w:tc>
+          <w:tcPr>
+            <w:tcW w:w="7792" w:type="dxa"/>
+            <w:vAlign w:val="center"/>
+          </w:tcPr>
           <w:p>
             <w:pPr>
               <w:spacing w:line="360" w:lineRule="auto"/>
               <w:rPr>
                 <w:rFonts w:ascii="Arial" w:hAnsi="Arial" w:cs="Arial"/>
+                <w:b/>
+                <w:bCs/>
                 <w:sz w:val="22"/>
                 <w:szCs w:val="22"/>
               </w:rPr>
             </w:pPr>
+            <w:r>
+              <w:rPr>
+                <w:rFonts w:ascii="Arial" w:hAnsi="Arial" w:cs="Arial"/>
+                <w:b/>
+                <w:bCs/>
+                <w:color w:val="000000"/>
+                <w:sz w:val="22"/>
+                <w:szCs w:val="22"/>
+              </w:rPr>
+            </w:r>
           </w:p>
+        </w:tc>
+        <w:tc>
+          <w:tcPr>
+            <w:tcW w:w="2227" w:type="dxa"/>
+            <w:tcMar>
+              <w:top w:w="28" w:type="dxa"/>
+              <w:left w:w="57" w:type="dxa"/>
+              <w:bottom w:w="28" w:type="dxa"/>
+              <w:right w:w="57" w:type="dxa"/>
+            </w:tcMar>
+            <w:vAlign w:val="center"/>
+          </w:tcPr>
           <w:p>
             <w:pPr>
               <w:spacing w:line="360" w:lineRule="auto"/>
@@ -311,6 +379,9 @@
                 <w:szCs w:val="22"/>
               </w:rPr>
             </w:pPr>
+            <w:r>
+              <w:t>{%tr endfor %}</w:t>
+            </w:r>
           </w:p>
         </w:tc>
       </w:tr>
@@ -1029,118 +1100,7 @@
         <w:sz w:val="16"/>
         <w:szCs w:val="18"/>
       </w:rPr>
-      <w:t xml:space="preserve">Договор </w:t>
-    </w:r>
-    <w:r>
-      <w:rPr>
-        <w:rFonts w:ascii="Arial" w:hAnsi="Arial" w:cs="Arial"/>
-        <w:sz w:val="16"/>
-        <w:szCs w:val="18"/>
-      </w:rPr>
-      <w:t xml:space="preserve">поставки весового оборудования </w:t>
-    </w:r>
-    <w:r>
-      <w:rPr>
-        <w:rFonts w:ascii="Arial" w:hAnsi="Arial" w:cs="Arial"/>
-        <w:sz w:val="16"/>
-        <w:szCs w:val="18"/>
-      </w:rPr>
-      <w:t xml:space="preserve">№ </w:t>
-    </w:r>
-    <w:r>
-      <w:rPr>
-        <w:rFonts w:ascii="Arial" w:hAnsi="Arial" w:cs="Arial"/>
-        <w:sz w:val="16"/>
-        <w:szCs w:val="18"/>
-      </w:rPr>
-      <w:t>86</w:t>
-    </w:r>
-    <w:r>
-      <w:rPr>
-        <w:rFonts w:ascii="Arial" w:hAnsi="Arial" w:cs="Arial"/>
-        <w:sz w:val="16"/>
-        <w:szCs w:val="18"/>
-      </w:rPr>
-      <w:t>/202</w:t>
-    </w:r>
-    <w:r>
-      <w:rPr>
-        <w:rFonts w:ascii="Arial" w:hAnsi="Arial" w:cs="Arial"/>
-        <w:sz w:val="16"/>
-        <w:szCs w:val="18"/>
-      </w:rPr>
-      <w:t>6</w:t>
-    </w:r>
-    <w:r>
-      <w:rPr>
-        <w:rFonts w:ascii="Arial" w:hAnsi="Arial" w:cs="Arial"/>
-        <w:sz w:val="16"/>
-        <w:szCs w:val="18"/>
-      </w:rPr>
-      <w:t xml:space="preserve"> от </w:t>
-    </w:r>
-    <w:r>
-      <w:rPr>
-        <w:rFonts w:ascii="Arial" w:hAnsi="Arial" w:cs="Arial"/>
-        <w:sz w:val="16"/>
-        <w:szCs w:val="18"/>
-      </w:rPr>
-      <w:t>26</w:t>
-    </w:r>
-    <w:r>
-      <w:rPr>
-        <w:rFonts w:ascii="Arial" w:hAnsi="Arial" w:cs="Arial"/>
-        <w:sz w:val="16"/>
-        <w:szCs w:val="18"/>
-      </w:rPr>
-      <w:t>.</w:t>
-    </w:r>
-    <w:r>
-      <w:rPr>
-        <w:rFonts w:ascii="Arial" w:hAnsi="Arial" w:cs="Arial"/>
-        <w:sz w:val="16"/>
-        <w:szCs w:val="18"/>
-      </w:rPr>
-      <w:t>04</w:t>
-    </w:r>
-    <w:r>
-      <w:rPr>
-        <w:rFonts w:ascii="Arial" w:hAnsi="Arial" w:cs="Arial"/>
-        <w:sz w:val="16"/>
-        <w:szCs w:val="18"/>
-      </w:rPr>
-      <w:t>.202</w:t>
-    </w:r>
-    <w:r>
-      <w:rPr>
-        <w:rFonts w:ascii="Arial" w:hAnsi="Arial" w:cs="Arial"/>
-        <w:sz w:val="16"/>
-        <w:szCs w:val="18"/>
-      </w:rPr>
-      <w:t>6</w:t>
-    </w:r>
-    <w:r>
-      <w:rPr>
-        <w:rFonts w:ascii="Arial" w:hAnsi="Arial" w:cs="Arial"/>
-        <w:sz w:val="16"/>
-        <w:szCs w:val="18"/>
-      </w:rPr>
-      <w:t xml:space="preserve"> </w:t>
-    </w:r>
-    <w:r>
-      <w:rPr>
-        <w:rFonts w:ascii="Arial" w:hAnsi="Arial" w:cs="Arial"/>
-        <w:sz w:val="16"/>
-        <w:szCs w:val="18"/>
-      </w:rPr>
-      <w:t>г</w:t>
-    </w:r>
-    <w:r>
-      <w:rPr>
-        <w:rFonts w:ascii="Arial" w:hAnsi="Arial" w:cs="Arial"/>
-        <w:sz w:val="16"/>
-      </w:rPr>
-      <w:t>ода</w:t>
+      <w:t>Договор поставки весового оборудования № {{ДОГОВОР_НОМЕР}} от {{ДОГОВОР_ДАТА}}</w:t>
     </w:r>
   </w:p>
   <w:p>

--- a/templates/contracts/supply_appendix_1.docx
+++ b/templates/contracts/supply_appendix_1.docx
@@ -268,7 +268,6 @@
       </w:tr>
       <w:tr>
         <w:trPr>
-          <w:trHeight w:val="2289"/>
           <w:jc w:val="center"/>
         </w:trPr>
         <w:tc>
@@ -761,114 +760,9 @@
       </w:tr>
     </w:tbl>
     <w:p>
-      <w:pPr>
-        <w:spacing w:line="360" w:lineRule="auto"/>
-        <w:rPr>
-          <w:rFonts w:ascii="Arial" w:hAnsi="Arial" w:cs="Arial"/>
-          <w:sz w:val="22"/>
-          <w:szCs w:val="22"/>
-        </w:rPr>
-      </w:pPr>
-    </w:p>
-    <w:p>
-      <w:pPr>
-        <w:spacing w:line="360" w:lineRule="auto"/>
-        <w:rPr>
-          <w:rFonts w:ascii="Arial" w:hAnsi="Arial" w:cs="Arial"/>
-          <w:sz w:val="22"/>
-          <w:szCs w:val="22"/>
-        </w:rPr>
-      </w:pPr>
-    </w:p>
-    <w:p>
-      <w:pPr>
-        <w:spacing w:line="360" w:lineRule="auto"/>
-        <w:rPr>
-          <w:rFonts w:ascii="Arial" w:hAnsi="Arial" w:cs="Arial"/>
-          <w:sz w:val="22"/>
-          <w:szCs w:val="22"/>
-        </w:rPr>
-      </w:pPr>
-    </w:p>
-    <w:p>
-      <w:pPr>
-        <w:spacing w:line="360" w:lineRule="auto"/>
-        <w:rPr>
-          <w:rFonts w:ascii="Arial" w:hAnsi="Arial" w:cs="Arial"/>
-          <w:sz w:val="22"/>
-          <w:szCs w:val="22"/>
-        </w:rPr>
-      </w:pPr>
-    </w:p>
-    <w:p>
-      <w:pPr>
-        <w:spacing w:line="360" w:lineRule="auto"/>
-        <w:rPr>
-          <w:rFonts w:ascii="Arial" w:hAnsi="Arial" w:cs="Arial"/>
-          <w:sz w:val="22"/>
-          <w:szCs w:val="22"/>
-        </w:rPr>
-      </w:pPr>
-    </w:p>
-    <w:p>
-      <w:pPr>
-        <w:spacing w:line="360" w:lineRule="auto"/>
-        <w:rPr>
-          <w:rFonts w:ascii="Arial" w:hAnsi="Arial" w:cs="Arial"/>
-          <w:sz w:val="22"/>
-          <w:szCs w:val="22"/>
-        </w:rPr>
-      </w:pPr>
-    </w:p>
-    <w:p>
-      <w:pPr>
-        <w:spacing w:line="360" w:lineRule="auto"/>
-        <w:rPr>
-          <w:rFonts w:ascii="Arial" w:hAnsi="Arial" w:cs="Arial"/>
-          <w:sz w:val="22"/>
-          <w:szCs w:val="22"/>
-        </w:rPr>
-      </w:pPr>
-    </w:p>
-    <w:p>
-      <w:pPr>
-        <w:spacing w:line="360" w:lineRule="auto"/>
-        <w:rPr>
-          <w:rFonts w:ascii="Arial" w:hAnsi="Arial" w:cs="Arial"/>
-          <w:sz w:val="22"/>
-          <w:szCs w:val="22"/>
-        </w:rPr>
-      </w:pPr>
-    </w:p>
-    <w:p>
-      <w:pPr>
-        <w:spacing w:line="360" w:lineRule="auto"/>
-        <w:rPr>
-          <w:rFonts w:ascii="Arial" w:hAnsi="Arial" w:cs="Arial"/>
-          <w:sz w:val="22"/>
-          <w:szCs w:val="22"/>
-        </w:rPr>
-      </w:pPr>
-    </w:p>
-    <w:p>
-      <w:pPr>
-        <w:spacing w:line="360" w:lineRule="auto"/>
-        <w:rPr>
-          <w:rFonts w:ascii="Arial" w:hAnsi="Arial" w:cs="Arial"/>
-          <w:sz w:val="22"/>
-          <w:szCs w:val="22"/>
-        </w:rPr>
-      </w:pPr>
-    </w:p>
-    <w:p>
-      <w:pPr>
-        <w:spacing w:line="360" w:lineRule="auto"/>
-        <w:rPr>
-          <w:rFonts w:ascii="Arial" w:hAnsi="Arial" w:cs="Arial"/>
-          <w:sz w:val="22"/>
-          <w:szCs w:val="22"/>
-        </w:rPr>
-      </w:pPr>
+      <w:r>
+        <w:br w:type="page"/>
+      </w:r>
     </w:p>
     <w:sectPr>
       <w:headerReference w:type="default" r:id="rId8"/>
